--- a/BaoCao_LAB1_6551071078.docx
+++ b/BaoCao_LAB1_6551071078.docx
@@ -262,7 +262,7 @@
         <w:rPr>
           <w:rFonts w:ascii="Verdana" w:hAnsi="Verdana"/>
         </w:rPr>
-        <w:t>https://github.com/hongthien06/6551071078_MAP_APP</w:t>
+        <w:t>https://github.com/hongthien06/6551071078_MAP_APP.git</w:t>
       </w:r>
     </w:p>
     <w:p>
@@ -336,7 +336,7 @@
         <w:rPr>
           <w:rFonts w:ascii="Verdana" w:hAnsi="Verdana"/>
         </w:rPr>
-        <w:t>…//link</w:t>
+        <w:t>https://drive.google.com/drive/folders/153x2rE-JxE2raA35pJW7cm72PGRGGpF-?usp=sharing</w:t>
       </w:r>
     </w:p>
     <w:p/>

--- a/BaoCao_LAB1_6551071078.docx
+++ b/BaoCao_LAB1_6551071078.docx
@@ -8,31 +8,31 @@
         <w:contextualSpacing/>
         <w:rPr>
           <w:rFonts w:ascii="Times New Roman" w:hAnsi="Times New Roman" w:cs="Times New Roman"/>
-          <w:sz w:val="24"/>
-          <w:szCs w:val="24"/>
+          <w:sz w:val="26"/>
+          <w:szCs w:val="26"/>
         </w:rPr>
       </w:pPr>
       <w:r>
         <w:rPr>
           <w:rFonts w:ascii="Times New Roman" w:hAnsi="Times New Roman" w:cs="Times New Roman"/>
-          <w:sz w:val="24"/>
-          <w:szCs w:val="24"/>
+          <w:sz w:val="26"/>
+          <w:szCs w:val="26"/>
         </w:rPr>
         <w:t xml:space="preserve">Họ và </w:t>
       </w:r>
       <w:r>
         <w:rPr>
           <w:rFonts w:ascii="Times New Roman" w:hAnsi="Times New Roman" w:cs="Times New Roman"/>
-          <w:sz w:val="24"/>
-          <w:szCs w:val="24"/>
+          <w:sz w:val="26"/>
+          <w:szCs w:val="26"/>
         </w:rPr>
         <w:t>tên:</w:t>
       </w:r>
       <w:r>
         <w:rPr>
           <w:rFonts w:ascii="Times New Roman" w:hAnsi="Times New Roman" w:cs="Times New Roman"/>
-          <w:sz w:val="24"/>
-          <w:szCs w:val="24"/>
+          <w:sz w:val="26"/>
+          <w:szCs w:val="26"/>
         </w:rPr>
         <w:t xml:space="preserve"> Võ Hồng Thiên</w:t>
       </w:r>
@@ -43,39 +43,39 @@
         <w:contextualSpacing/>
         <w:rPr>
           <w:rFonts w:ascii="Times New Roman" w:hAnsi="Times New Roman" w:cs="Times New Roman"/>
-          <w:sz w:val="24"/>
-          <w:szCs w:val="24"/>
+          <w:sz w:val="26"/>
+          <w:szCs w:val="26"/>
         </w:rPr>
       </w:pPr>
       <w:r>
         <w:rPr>
           <w:rFonts w:ascii="Times New Roman" w:hAnsi="Times New Roman" w:cs="Times New Roman"/>
-          <w:sz w:val="24"/>
-          <w:szCs w:val="24"/>
+          <w:sz w:val="26"/>
+          <w:szCs w:val="26"/>
         </w:rPr>
         <w:t>MSSV</w:t>
       </w:r>
       <w:r>
         <w:rPr>
           <w:rFonts w:ascii="Times New Roman" w:hAnsi="Times New Roman" w:cs="Times New Roman"/>
-          <w:sz w:val="24"/>
-          <w:szCs w:val="24"/>
+          <w:sz w:val="26"/>
+          <w:szCs w:val="26"/>
         </w:rPr>
         <w:t xml:space="preserve"> </w:t>
       </w:r>
       <w:r>
         <w:rPr>
           <w:rFonts w:ascii="Times New Roman" w:hAnsi="Times New Roman" w:cs="Times New Roman"/>
-          <w:sz w:val="24"/>
-          <w:szCs w:val="24"/>
+          <w:sz w:val="26"/>
+          <w:szCs w:val="26"/>
         </w:rPr>
         <w:t>:</w:t>
       </w:r>
       <w:r>
         <w:rPr>
           <w:rFonts w:ascii="Times New Roman" w:hAnsi="Times New Roman" w:cs="Times New Roman"/>
-          <w:sz w:val="24"/>
-          <w:szCs w:val="24"/>
+          <w:sz w:val="26"/>
+          <w:szCs w:val="26"/>
         </w:rPr>
         <w:t xml:space="preserve"> 6551071078</w:t>
       </w:r>
@@ -86,23 +86,23 @@
         <w:contextualSpacing/>
         <w:rPr>
           <w:rFonts w:ascii="Times New Roman" w:hAnsi="Times New Roman" w:cs="Times New Roman"/>
-          <w:sz w:val="24"/>
-          <w:szCs w:val="24"/>
+          <w:sz w:val="26"/>
+          <w:szCs w:val="26"/>
         </w:rPr>
       </w:pPr>
       <w:r>
         <w:rPr>
           <w:rFonts w:ascii="Times New Roman" w:hAnsi="Times New Roman" w:cs="Times New Roman"/>
-          <w:sz w:val="24"/>
-          <w:szCs w:val="24"/>
+          <w:sz w:val="26"/>
+          <w:szCs w:val="26"/>
         </w:rPr>
         <w:t>Lớp:</w:t>
       </w:r>
       <w:r>
         <w:rPr>
           <w:rFonts w:ascii="Times New Roman" w:hAnsi="Times New Roman" w:cs="Times New Roman"/>
-          <w:sz w:val="24"/>
-          <w:szCs w:val="24"/>
+          <w:sz w:val="26"/>
+          <w:szCs w:val="26"/>
         </w:rPr>
         <w:t xml:space="preserve"> CQ.65.CNTT</w:t>
       </w:r>
@@ -116,8 +116,8 @@
           <w:rFonts w:ascii="Times New Roman" w:hAnsi="Times New Roman" w:cs="Times New Roman"/>
           <w:b/>
           <w:bCs/>
-          <w:sz w:val="32"/>
-          <w:szCs w:val="32"/>
+          <w:sz w:val="26"/>
+          <w:szCs w:val="26"/>
         </w:rPr>
       </w:pPr>
       <w:r>
@@ -125,8 +125,8 @@
           <w:rFonts w:ascii="Times New Roman" w:hAnsi="Times New Roman" w:cs="Times New Roman"/>
           <w:b/>
           <w:bCs/>
-          <w:sz w:val="32"/>
-          <w:szCs w:val="32"/>
+          <w:sz w:val="26"/>
+          <w:szCs w:val="26"/>
         </w:rPr>
         <w:t xml:space="preserve">BÁO CÁO </w:t>
       </w:r>
@@ -135,8 +135,8 @@
           <w:rFonts w:ascii="Times New Roman" w:hAnsi="Times New Roman" w:cs="Times New Roman"/>
           <w:b/>
           <w:bCs/>
-          <w:sz w:val="32"/>
-          <w:szCs w:val="32"/>
+          <w:sz w:val="26"/>
+          <w:szCs w:val="26"/>
         </w:rPr>
         <w:t xml:space="preserve">BÀI THỰC HÀNH BUỔI </w:t>
       </w:r>
@@ -145,8 +145,8 @@
           <w:rFonts w:ascii="Times New Roman" w:hAnsi="Times New Roman" w:cs="Times New Roman"/>
           <w:b/>
           <w:bCs/>
-          <w:sz w:val="32"/>
-          <w:szCs w:val="32"/>
+          <w:sz w:val="26"/>
+          <w:szCs w:val="26"/>
         </w:rPr>
         <w:t>1</w:t>
       </w:r>
@@ -158,71 +158,71 @@
         <w:jc w:val="center"/>
         <w:rPr>
           <w:rFonts w:ascii="Times New Roman" w:hAnsi="Times New Roman" w:cs="Times New Roman"/>
-          <w:sz w:val="32"/>
-          <w:szCs w:val="32"/>
+          <w:sz w:val="26"/>
+          <w:szCs w:val="26"/>
         </w:rPr>
       </w:pPr>
       <w:r>
         <w:rPr>
           <w:rFonts w:ascii="Times New Roman" w:hAnsi="Times New Roman" w:cs="Times New Roman"/>
-          <w:sz w:val="32"/>
-          <w:szCs w:val="32"/>
+          <w:sz w:val="26"/>
+          <w:szCs w:val="26"/>
         </w:rPr>
         <w:sym w:font="Wingdings" w:char="F099"/>
       </w:r>
       <w:r>
         <w:rPr>
           <w:rFonts w:ascii="Times New Roman" w:hAnsi="Times New Roman" w:cs="Times New Roman"/>
-          <w:sz w:val="32"/>
-          <w:szCs w:val="32"/>
+          <w:sz w:val="26"/>
+          <w:szCs w:val="26"/>
         </w:rPr>
         <w:sym w:font="Wingdings" w:char="F098"/>
       </w:r>
       <w:r>
         <w:rPr>
           <w:rFonts w:ascii="Times New Roman" w:hAnsi="Times New Roman" w:cs="Times New Roman"/>
-          <w:sz w:val="32"/>
-          <w:szCs w:val="32"/>
+          <w:sz w:val="26"/>
+          <w:szCs w:val="26"/>
         </w:rPr>
         <w:sym w:font="Wingdings" w:char="F099"/>
       </w:r>
       <w:r>
         <w:rPr>
           <w:rFonts w:ascii="Times New Roman" w:hAnsi="Times New Roman" w:cs="Times New Roman"/>
-          <w:sz w:val="32"/>
-          <w:szCs w:val="32"/>
+          <w:sz w:val="26"/>
+          <w:szCs w:val="26"/>
         </w:rPr>
         <w:sym w:font="Wingdings" w:char="F098"/>
       </w:r>
       <w:r>
         <w:rPr>
           <w:rFonts w:ascii="Times New Roman" w:hAnsi="Times New Roman" w:cs="Times New Roman"/>
-          <w:sz w:val="32"/>
-          <w:szCs w:val="32"/>
+          <w:sz w:val="26"/>
+          <w:szCs w:val="26"/>
         </w:rPr>
         <w:sym w:font="Wingdings" w:char="F099"/>
       </w:r>
       <w:r>
         <w:rPr>
           <w:rFonts w:ascii="Times New Roman" w:hAnsi="Times New Roman" w:cs="Times New Roman"/>
-          <w:sz w:val="32"/>
-          <w:szCs w:val="32"/>
+          <w:sz w:val="26"/>
+          <w:szCs w:val="26"/>
         </w:rPr>
         <w:sym w:font="Wingdings" w:char="F098"/>
       </w:r>
       <w:r>
         <w:rPr>
           <w:rFonts w:ascii="Times New Roman" w:hAnsi="Times New Roman" w:cs="Times New Roman"/>
-          <w:sz w:val="32"/>
-          <w:szCs w:val="32"/>
+          <w:sz w:val="26"/>
+          <w:szCs w:val="26"/>
         </w:rPr>
         <w:sym w:font="Wingdings" w:char="F099"/>
       </w:r>
       <w:r>
         <w:rPr>
           <w:rFonts w:ascii="Times New Roman" w:hAnsi="Times New Roman" w:cs="Times New Roman"/>
-          <w:sz w:val="32"/>
-          <w:szCs w:val="32"/>
+          <w:sz w:val="26"/>
+          <w:szCs w:val="26"/>
         </w:rPr>
         <w:sym w:font="Wingdings" w:char="F098"/>
       </w:r>
@@ -236,16 +236,20 @@
         </w:numPr>
         <w:jc w:val="both"/>
         <w:rPr>
-          <w:rFonts w:ascii="Verdana" w:hAnsi="Verdana"/>
+          <w:rFonts w:ascii="Times New Roman" w:hAnsi="Times New Roman" w:cs="Times New Roman"/>
           <w:b/>
           <w:bCs/>
+          <w:sz w:val="26"/>
+          <w:szCs w:val="26"/>
         </w:rPr>
       </w:pPr>
       <w:r>
         <w:rPr>
-          <w:rFonts w:ascii="Verdana" w:hAnsi="Verdana"/>
+          <w:rFonts w:ascii="Times New Roman" w:hAnsi="Times New Roman" w:cs="Times New Roman"/>
           <w:b/>
           <w:bCs/>
+          <w:sz w:val="26"/>
+          <w:szCs w:val="26"/>
         </w:rPr>
         <w:t>SV paste link github chứa repo mã nguồn của buổi 1 tại đây:</w:t>
       </w:r>
@@ -255,12 +259,16 @@
         <w:pStyle w:val="ListParagraph"/>
         <w:jc w:val="both"/>
         <w:rPr>
-          <w:rFonts w:ascii="Verdana" w:hAnsi="Verdana"/>
+          <w:rFonts w:ascii="Times New Roman" w:hAnsi="Times New Roman" w:cs="Times New Roman"/>
+          <w:sz w:val="26"/>
+          <w:szCs w:val="26"/>
         </w:rPr>
       </w:pPr>
       <w:r>
         <w:rPr>
-          <w:rFonts w:ascii="Verdana" w:hAnsi="Verdana"/>
+          <w:rFonts w:ascii="Times New Roman" w:hAnsi="Times New Roman" w:cs="Times New Roman"/>
+          <w:sz w:val="26"/>
+          <w:szCs w:val="26"/>
         </w:rPr>
         <w:t>https://github.com/hongthien06/6551071078_MAP_APP.git</w:t>
       </w:r>
@@ -270,7 +278,9 @@
         <w:pStyle w:val="ListParagraph"/>
         <w:jc w:val="both"/>
         <w:rPr>
-          <w:rFonts w:ascii="Verdana" w:hAnsi="Verdana"/>
+          <w:rFonts w:ascii="Times New Roman" w:hAnsi="Times New Roman" w:cs="Times New Roman"/>
+          <w:sz w:val="26"/>
+          <w:szCs w:val="26"/>
         </w:rPr>
       </w:pPr>
     </w:p>
@@ -279,7 +289,9 @@
         <w:pStyle w:val="ListParagraph"/>
         <w:jc w:val="both"/>
         <w:rPr>
-          <w:rFonts w:ascii="Verdana" w:hAnsi="Verdana"/>
+          <w:rFonts w:ascii="Times New Roman" w:hAnsi="Times New Roman" w:cs="Times New Roman"/>
+          <w:sz w:val="26"/>
+          <w:szCs w:val="26"/>
         </w:rPr>
       </w:pPr>
     </w:p>
@@ -288,7 +300,9 @@
         <w:pStyle w:val="ListParagraph"/>
         <w:jc w:val="both"/>
         <w:rPr>
-          <w:rFonts w:ascii="Verdana" w:hAnsi="Verdana"/>
+          <w:rFonts w:ascii="Times New Roman" w:hAnsi="Times New Roman" w:cs="Times New Roman"/>
+          <w:sz w:val="26"/>
+          <w:szCs w:val="26"/>
         </w:rPr>
       </w:pPr>
     </w:p>
@@ -297,7 +311,9 @@
         <w:pStyle w:val="ListParagraph"/>
         <w:jc w:val="both"/>
         <w:rPr>
-          <w:rFonts w:ascii="Verdana" w:hAnsi="Verdana"/>
+          <w:rFonts w:ascii="Times New Roman" w:hAnsi="Times New Roman" w:cs="Times New Roman"/>
+          <w:sz w:val="26"/>
+          <w:szCs w:val="26"/>
         </w:rPr>
       </w:pPr>
     </w:p>
@@ -310,51 +326,177 @@
         </w:numPr>
         <w:jc w:val="both"/>
         <w:rPr>
-          <w:rFonts w:ascii="Verdana" w:hAnsi="Verdana"/>
+          <w:rFonts w:ascii="Times New Roman" w:hAnsi="Times New Roman" w:cs="Times New Roman"/>
           <w:b/>
           <w:bCs/>
+          <w:sz w:val="26"/>
+          <w:szCs w:val="26"/>
         </w:rPr>
       </w:pPr>
       <w:r>
         <w:rPr>
-          <w:rFonts w:ascii="Verdana" w:hAnsi="Verdana"/>
+          <w:rFonts w:ascii="Times New Roman" w:hAnsi="Times New Roman" w:cs="Times New Roman"/>
           <w:b/>
           <w:bCs/>
+          <w:sz w:val="26"/>
+          <w:szCs w:val="26"/>
         </w:rPr>
         <w:t>SV paste link drive chứa video quay lại các chức năng của website đã thực hiện được của buổi 1 tại đây:</w:t>
       </w:r>
     </w:p>
     <w:p>
       <w:pPr>
-        <w:pStyle w:val="ListParagraph"/>
-        <w:jc w:val="both"/>
-        <w:rPr>
-          <w:rFonts w:ascii="Verdana" w:hAnsi="Verdana"/>
+        <w:ind w:left="709"/>
+        <w:rPr>
+          <w:rFonts w:ascii="Times New Roman" w:hAnsi="Times New Roman" w:cs="Times New Roman"/>
+          <w:sz w:val="26"/>
+          <w:szCs w:val="26"/>
         </w:rPr>
       </w:pPr>
       <w:r>
         <w:rPr>
-          <w:rFonts w:ascii="Verdana" w:hAnsi="Verdana"/>
+          <w:rFonts w:ascii="Times New Roman" w:hAnsi="Times New Roman" w:cs="Times New Roman"/>
+          <w:sz w:val="26"/>
+          <w:szCs w:val="26"/>
         </w:rPr>
         <w:t>https://drive.google.com/drive/folders/153x2rE-JxE2raA35pJW7cm72PGRGGpF-?usp=sharing</w:t>
       </w:r>
     </w:p>
-    <w:p/>
-    <w:p/>
-    <w:p/>
-    <w:p/>
-    <w:p/>
-    <w:p/>
-    <w:p/>
-    <w:p/>
-    <w:p/>
-    <w:p/>
-    <w:p/>
-    <w:p/>
-    <w:p/>
-    <w:p/>
-    <w:p/>
-    <w:p/>
+    <w:p>
+      <w:pPr>
+        <w:rPr>
+          <w:rFonts w:ascii="Times New Roman" w:hAnsi="Times New Roman" w:cs="Times New Roman"/>
+          <w:sz w:val="26"/>
+          <w:szCs w:val="26"/>
+        </w:rPr>
+      </w:pPr>
+    </w:p>
+    <w:p>
+      <w:pPr>
+        <w:rPr>
+          <w:rFonts w:ascii="Times New Roman" w:hAnsi="Times New Roman" w:cs="Times New Roman"/>
+          <w:sz w:val="26"/>
+          <w:szCs w:val="26"/>
+        </w:rPr>
+      </w:pPr>
+    </w:p>
+    <w:p>
+      <w:pPr>
+        <w:rPr>
+          <w:rFonts w:ascii="Times New Roman" w:hAnsi="Times New Roman" w:cs="Times New Roman"/>
+          <w:sz w:val="26"/>
+          <w:szCs w:val="26"/>
+        </w:rPr>
+      </w:pPr>
+    </w:p>
+    <w:p>
+      <w:pPr>
+        <w:rPr>
+          <w:rFonts w:ascii="Times New Roman" w:hAnsi="Times New Roman" w:cs="Times New Roman"/>
+          <w:sz w:val="26"/>
+          <w:szCs w:val="26"/>
+        </w:rPr>
+      </w:pPr>
+    </w:p>
+    <w:p>
+      <w:pPr>
+        <w:rPr>
+          <w:rFonts w:ascii="Times New Roman" w:hAnsi="Times New Roman" w:cs="Times New Roman"/>
+          <w:sz w:val="26"/>
+          <w:szCs w:val="26"/>
+        </w:rPr>
+      </w:pPr>
+    </w:p>
+    <w:p>
+      <w:pPr>
+        <w:rPr>
+          <w:rFonts w:ascii="Times New Roman" w:hAnsi="Times New Roman" w:cs="Times New Roman"/>
+          <w:sz w:val="26"/>
+          <w:szCs w:val="26"/>
+        </w:rPr>
+      </w:pPr>
+    </w:p>
+    <w:p>
+      <w:pPr>
+        <w:rPr>
+          <w:rFonts w:ascii="Times New Roman" w:hAnsi="Times New Roman" w:cs="Times New Roman"/>
+          <w:sz w:val="26"/>
+          <w:szCs w:val="26"/>
+        </w:rPr>
+      </w:pPr>
+    </w:p>
+    <w:p>
+      <w:pPr>
+        <w:rPr>
+          <w:rFonts w:ascii="Times New Roman" w:hAnsi="Times New Roman" w:cs="Times New Roman"/>
+          <w:sz w:val="26"/>
+          <w:szCs w:val="26"/>
+        </w:rPr>
+      </w:pPr>
+    </w:p>
+    <w:p>
+      <w:pPr>
+        <w:rPr>
+          <w:rFonts w:ascii="Times New Roman" w:hAnsi="Times New Roman" w:cs="Times New Roman"/>
+          <w:sz w:val="26"/>
+          <w:szCs w:val="26"/>
+        </w:rPr>
+      </w:pPr>
+    </w:p>
+    <w:p>
+      <w:pPr>
+        <w:rPr>
+          <w:rFonts w:ascii="Times New Roman" w:hAnsi="Times New Roman" w:cs="Times New Roman"/>
+          <w:sz w:val="26"/>
+          <w:szCs w:val="26"/>
+        </w:rPr>
+      </w:pPr>
+    </w:p>
+    <w:p>
+      <w:pPr>
+        <w:rPr>
+          <w:rFonts w:ascii="Times New Roman" w:hAnsi="Times New Roman" w:cs="Times New Roman"/>
+          <w:sz w:val="26"/>
+          <w:szCs w:val="26"/>
+        </w:rPr>
+      </w:pPr>
+    </w:p>
+    <w:p>
+      <w:pPr>
+        <w:rPr>
+          <w:rFonts w:ascii="Times New Roman" w:hAnsi="Times New Roman" w:cs="Times New Roman"/>
+          <w:sz w:val="26"/>
+          <w:szCs w:val="26"/>
+        </w:rPr>
+      </w:pPr>
+    </w:p>
+    <w:p>
+      <w:pPr>
+        <w:rPr>
+          <w:rFonts w:ascii="Times New Roman" w:hAnsi="Times New Roman" w:cs="Times New Roman"/>
+          <w:sz w:val="26"/>
+          <w:szCs w:val="26"/>
+        </w:rPr>
+      </w:pPr>
+    </w:p>
+    <w:p>
+      <w:pPr>
+        <w:rPr>
+          <w:rFonts w:ascii="Times New Roman" w:hAnsi="Times New Roman" w:cs="Times New Roman"/>
+          <w:sz w:val="26"/>
+          <w:szCs w:val="26"/>
+        </w:rPr>
+      </w:pPr>
+    </w:p>
+    <w:p>
+      <w:pPr>
+        <w:rPr>
+          <w:rFonts w:ascii="Times New Roman" w:hAnsi="Times New Roman" w:cs="Times New Roman"/>
+          <w:sz w:val="26"/>
+          <w:szCs w:val="26"/>
+        </w:rPr>
+      </w:pPr>
+    </w:p>
     <w:sectPr>
       <w:headerReference w:type="even" r:id="rId8"/>
       <w:headerReference w:type="default" r:id="rId9"/>
@@ -2875,7 +3017,6 @@
   <w:style w:type="character" w:default="1" w:styleId="DefaultParagraphFont">
     <w:name w:val="Default Paragraph Font"/>
     <w:uiPriority w:val="1"/>
-    <w:semiHidden/>
     <w:unhideWhenUsed/>
   </w:style>
   <w:style w:type="table" w:default="1" w:styleId="TableNormal">
